--- a/Survey/STATISTICAL ANALYSIS PLAN_Survey.docx
+++ b/Survey/STATISTICAL ANALYSIS PLAN_Survey.docx
@@ -677,23 +677,64 @@
         <w:pStyle w:val="ListParagraph"/>
         <w:numPr>
           <w:ilvl w:val="0"/>
-          <w:numId w:val="3"/>
-        </w:numPr>
-        <w:rPr>
-          <w:rFonts w:ascii="Cambria" w:hAnsi="Cambria"/>
-          <w:b/>
-          <w:bCs/>
-          <w:lang w:val="en-US"/>
-        </w:rPr>
-      </w:pPr>
-      <w:r>
-        <w:rPr>
-          <w:rFonts w:ascii="Cambria" w:hAnsi="Cambria"/>
-          <w:b/>
-          <w:bCs/>
-          <w:lang w:val="en-US"/>
-        </w:rPr>
-        <w:t xml:space="preserve">Secondary analysis </w:t>
+          <w:numId w:val="4"/>
+        </w:numPr>
+        <w:rPr>
+          <w:rFonts w:ascii="Cambria" w:hAnsi="Cambria"/>
+          <w:lang w:val="en-US"/>
+        </w:rPr>
+      </w:pPr>
+      <w:r>
+        <w:rPr>
+          <w:rFonts w:ascii="Cambria" w:hAnsi="Cambria"/>
+          <w:lang w:val="en-US"/>
+        </w:rPr>
+        <w:t xml:space="preserve">Accuracy in </w:t>
+      </w:r>
+      <w:r>
+        <w:rPr>
+          <w:rFonts w:ascii="Cambria" w:hAnsi="Cambria"/>
+          <w:lang w:val="en-US"/>
+        </w:rPr>
+        <w:t xml:space="preserve">the </w:t>
+      </w:r>
+      <w:r>
+        <w:rPr>
+          <w:rFonts w:ascii="Cambria" w:hAnsi="Cambria"/>
+          <w:lang w:val="en-US"/>
+        </w:rPr>
+        <w:t>interpretation of the plot</w:t>
+      </w:r>
+      <w:r>
+        <w:rPr>
+          <w:rFonts w:ascii="Cambria" w:hAnsi="Cambria"/>
+          <w:lang w:val="en-US"/>
+        </w:rPr>
+        <w:t xml:space="preserve">s </w:t>
+      </w:r>
+    </w:p>
+    <w:p>
+      <w:pPr>
+        <w:pStyle w:val="ListParagraph"/>
+        <w:numPr>
+          <w:ilvl w:val="0"/>
+          <w:numId w:val="4"/>
+        </w:numPr>
+        <w:rPr>
+          <w:rFonts w:ascii="Cambria" w:hAnsi="Cambria"/>
+          <w:b/>
+          <w:bCs/>
+          <w:lang w:val="en-US"/>
+        </w:rPr>
+      </w:pPr>
+      <w:r>
+        <w:rPr>
+          <w:rFonts w:ascii="Cambria" w:hAnsi="Cambria"/>
+          <w:b/>
+          <w:bCs/>
+          <w:lang w:val="en-US"/>
+        </w:rPr>
+        <w:t xml:space="preserve">Comparison of accuracy in </w:t>
       </w:r>
     </w:p>
     <w:p>
@@ -717,7 +758,7 @@
           <w:bCs/>
           <w:lang w:val="en-US"/>
         </w:rPr>
-        <w:t xml:space="preserve">Exploratory </w:t>
+        <w:t xml:space="preserve">Secondary analysis </w:t>
       </w:r>
     </w:p>
     <w:p>
@@ -741,7 +782,7 @@
           <w:bCs/>
           <w:lang w:val="en-US"/>
         </w:rPr>
-        <w:t xml:space="preserve">Handling missing data </w:t>
+        <w:t xml:space="preserve">Exploratory </w:t>
       </w:r>
     </w:p>
     <w:p>
@@ -765,7 +806,7 @@
           <w:bCs/>
           <w:lang w:val="en-US"/>
         </w:rPr>
-        <w:t xml:space="preserve">Software </w:t>
+        <w:t xml:space="preserve">Handling missing data </w:t>
       </w:r>
     </w:p>
     <w:p>
@@ -789,6 +830,65 @@
           <w:bCs/>
           <w:lang w:val="en-US"/>
         </w:rPr>
+        <w:t xml:space="preserve">Software </w:t>
+      </w:r>
+    </w:p>
+    <w:p>
+      <w:pPr>
+        <w:pStyle w:val="ListParagraph"/>
+        <w:rPr>
+          <w:rFonts w:ascii="Cambria" w:hAnsi="Cambria"/>
+          <w:lang w:val="en-US"/>
+        </w:rPr>
+      </w:pPr>
+      <w:proofErr w:type="spellStart"/>
+      <w:proofErr w:type="gramStart"/>
+      <w:r>
+        <w:rPr>
+          <w:rFonts w:ascii="Cambria" w:hAnsi="Cambria"/>
+          <w:lang w:val="en-US"/>
+        </w:rPr>
+        <w:lastRenderedPageBreak/>
+        <w:t>Nvivo</w:t>
+      </w:r>
+      <w:proofErr w:type="spellEnd"/>
+      <w:r>
+        <w:rPr>
+          <w:rFonts w:ascii="Cambria" w:hAnsi="Cambria"/>
+          <w:lang w:val="en-US"/>
+        </w:rPr>
+        <w:t xml:space="preserve"> ,</w:t>
+      </w:r>
+      <w:proofErr w:type="gramEnd"/>
+      <w:r>
+        <w:rPr>
+          <w:rFonts w:ascii="Cambria" w:hAnsi="Cambria"/>
+          <w:lang w:val="en-US"/>
+        </w:rPr>
+        <w:t xml:space="preserve"> R </w:t>
+      </w:r>
+    </w:p>
+    <w:p>
+      <w:pPr>
+        <w:pStyle w:val="ListParagraph"/>
+        <w:numPr>
+          <w:ilvl w:val="0"/>
+          <w:numId w:val="3"/>
+        </w:numPr>
+        <w:rPr>
+          <w:rFonts w:ascii="Cambria" w:hAnsi="Cambria"/>
+          <w:b/>
+          <w:bCs/>
+          <w:lang w:val="en-US"/>
+        </w:rPr>
+      </w:pPr>
+      <w:r>
+        <w:rPr>
+          <w:rFonts w:ascii="Cambria" w:hAnsi="Cambria"/>
+          <w:b/>
+          <w:bCs/>
+          <w:lang w:val="en-US"/>
+        </w:rPr>
         <w:t xml:space="preserve">Results presentation </w:t>
       </w:r>
     </w:p>
@@ -810,8 +910,558 @@
       <w:pPr>
         <w:rPr>
           <w:rFonts w:ascii="Cambria" w:hAnsi="Cambria"/>
-        </w:rPr>
-      </w:pPr>
+          <w:b/>
+          <w:bCs/>
+        </w:rPr>
+      </w:pPr>
+      <w:r>
+        <w:rPr>
+          <w:rFonts w:ascii="Cambria" w:hAnsi="Cambria"/>
+          <w:b/>
+          <w:bCs/>
+        </w:rPr>
+        <w:t xml:space="preserve">Meeting with supervisor </w:t>
+      </w:r>
+    </w:p>
+    <w:p>
+      <w:pPr>
+        <w:rPr>
+          <w:rFonts w:ascii="Cambria" w:hAnsi="Cambria"/>
+          <w:b/>
+          <w:bCs/>
+        </w:rPr>
+      </w:pPr>
+      <w:r>
+        <w:rPr>
+          <w:rFonts w:ascii="Cambria" w:hAnsi="Cambria"/>
+          <w:b/>
+          <w:bCs/>
+        </w:rPr>
+        <w:t xml:space="preserve">Format of the presentation </w:t>
+      </w:r>
+    </w:p>
+    <w:p>
+      <w:pPr>
+        <w:pStyle w:val="ListParagraph"/>
+        <w:numPr>
+          <w:ilvl w:val="0"/>
+          <w:numId w:val="6"/>
+        </w:numPr>
+        <w:rPr>
+          <w:rFonts w:ascii="Cambria" w:hAnsi="Cambria"/>
+          <w:b/>
+          <w:bCs/>
+        </w:rPr>
+      </w:pPr>
+      <w:r>
+        <w:rPr>
+          <w:rFonts w:ascii="Cambria" w:hAnsi="Cambria"/>
+        </w:rPr>
+        <w:t xml:space="preserve">Provide background and rationale about the project (Survival Function + Mean residual function ) include examples from Alberto paper (extreme value, threshold value where everything beyond is considered extreme , Parato </w:t>
+      </w:r>
+      <w:proofErr w:type="spellStart"/>
+      <w:r>
+        <w:rPr>
+          <w:rFonts w:ascii="Cambria" w:hAnsi="Cambria"/>
+        </w:rPr>
+        <w:t>districbution</w:t>
+      </w:r>
+      <w:proofErr w:type="spellEnd"/>
+      <w:r>
+        <w:rPr>
+          <w:rFonts w:ascii="Cambria" w:hAnsi="Cambria"/>
+        </w:rPr>
+        <w:t xml:space="preserve"> ( semi hybrid estimator ) .</w:t>
+      </w:r>
+    </w:p>
+    <w:p>
+      <w:pPr>
+        <w:pStyle w:val="ListParagraph"/>
+        <w:numPr>
+          <w:ilvl w:val="0"/>
+          <w:numId w:val="6"/>
+        </w:numPr>
+        <w:rPr>
+          <w:rFonts w:ascii="Cambria" w:hAnsi="Cambria"/>
+          <w:b/>
+          <w:bCs/>
+        </w:rPr>
+      </w:pPr>
+      <w:r>
+        <w:rPr>
+          <w:rFonts w:ascii="Cambria" w:hAnsi="Cambria"/>
+        </w:rPr>
+        <w:t xml:space="preserve">Survey description : convenience sample from population of doctors and medical students from different countries , </w:t>
+      </w:r>
+      <w:proofErr w:type="spellStart"/>
+      <w:r>
+        <w:rPr>
+          <w:rFonts w:ascii="Cambria" w:hAnsi="Cambria"/>
+        </w:rPr>
+        <w:t>non randomised</w:t>
+      </w:r>
+      <w:proofErr w:type="spellEnd"/>
+      <w:r>
+        <w:rPr>
+          <w:rFonts w:ascii="Cambria" w:hAnsi="Cambria"/>
+        </w:rPr>
+        <w:t xml:space="preserve"> , pilot </w:t>
+      </w:r>
+    </w:p>
+    <w:p>
+      <w:pPr>
+        <w:pStyle w:val="ListParagraph"/>
+        <w:numPr>
+          <w:ilvl w:val="0"/>
+          <w:numId w:val="6"/>
+        </w:numPr>
+        <w:rPr>
+          <w:rFonts w:ascii="Cambria" w:hAnsi="Cambria"/>
+          <w:b/>
+          <w:bCs/>
+        </w:rPr>
+      </w:pPr>
+      <w:r>
+        <w:rPr>
+          <w:rFonts w:ascii="Cambria" w:hAnsi="Cambria"/>
+          <w:b/>
+          <w:bCs/>
+        </w:rPr>
+        <w:t xml:space="preserve">Survey </w:t>
+      </w:r>
+    </w:p>
+    <w:p>
+      <w:pPr>
+        <w:pStyle w:val="ListParagraph"/>
+        <w:numPr>
+          <w:ilvl w:val="1"/>
+          <w:numId w:val="6"/>
+        </w:numPr>
+        <w:rPr>
+          <w:rFonts w:ascii="Cambria" w:hAnsi="Cambria"/>
+        </w:rPr>
+      </w:pPr>
+      <w:r>
+        <w:rPr>
+          <w:rFonts w:ascii="Cambria" w:hAnsi="Cambria"/>
+        </w:rPr>
+        <w:t xml:space="preserve">Table 1 content (country, </w:t>
+      </w:r>
+      <w:proofErr w:type="spellStart"/>
+      <w:r>
+        <w:rPr>
+          <w:rFonts w:ascii="Cambria" w:hAnsi="Cambria"/>
+        </w:rPr>
+        <w:t>knowledge,qualification</w:t>
+      </w:r>
+      <w:proofErr w:type="spellEnd"/>
+      <w:r>
+        <w:rPr>
+          <w:rFonts w:ascii="Cambria" w:hAnsi="Cambria"/>
+        </w:rPr>
+        <w:t xml:space="preserve"> </w:t>
+      </w:r>
+      <w:r>
+        <w:rPr>
+          <w:rFonts w:ascii="Cambria" w:hAnsi="Cambria"/>
+        </w:rPr>
+        <w:t>)</w:t>
+      </w:r>
+    </w:p>
+    <w:p>
+      <w:pPr>
+        <w:pStyle w:val="ListParagraph"/>
+        <w:numPr>
+          <w:ilvl w:val="1"/>
+          <w:numId w:val="6"/>
+        </w:numPr>
+        <w:rPr>
+          <w:rFonts w:ascii="Cambria" w:hAnsi="Cambria"/>
+        </w:rPr>
+      </w:pPr>
+      <w:r>
+        <w:rPr>
+          <w:rFonts w:ascii="Cambria" w:hAnsi="Cambria"/>
+        </w:rPr>
+        <w:t xml:space="preserve">Proportion who prefer KM and MRL  versus level on knowledge( use jitter ) _ idem for Difference plot </w:t>
+      </w:r>
+    </w:p>
+    <w:p>
+      <w:pPr>
+        <w:pStyle w:val="ListParagraph"/>
+        <w:numPr>
+          <w:ilvl w:val="1"/>
+          <w:numId w:val="6"/>
+        </w:numPr>
+        <w:rPr>
+          <w:rFonts w:ascii="Cambria" w:hAnsi="Cambria"/>
+          <w:b/>
+          <w:bCs/>
+        </w:rPr>
+      </w:pPr>
+      <w:r>
+        <w:rPr>
+          <w:rFonts w:ascii="Cambria" w:hAnsi="Cambria"/>
+          <w:b/>
+          <w:bCs/>
+        </w:rPr>
+        <w:t xml:space="preserve">Knowledge and ranking </w:t>
+      </w:r>
+    </w:p>
+    <w:p>
+      <w:pPr>
+        <w:pStyle w:val="ListParagraph"/>
+        <w:numPr>
+          <w:ilvl w:val="1"/>
+          <w:numId w:val="6"/>
+        </w:numPr>
+        <w:rPr>
+          <w:rFonts w:ascii="Cambria" w:hAnsi="Cambria"/>
+          <w:b/>
+          <w:bCs/>
+        </w:rPr>
+      </w:pPr>
+      <w:r>
+        <w:rPr>
+          <w:rFonts w:ascii="Cambria" w:hAnsi="Cambria"/>
+          <w:b/>
+          <w:bCs/>
+        </w:rPr>
+        <w:t xml:space="preserve">Accuracy of responses by ranking </w:t>
+      </w:r>
+    </w:p>
+    <w:p>
+      <w:pPr>
+        <w:pStyle w:val="ListParagraph"/>
+        <w:numPr>
+          <w:ilvl w:val="1"/>
+          <w:numId w:val="6"/>
+        </w:numPr>
+        <w:rPr>
+          <w:rFonts w:ascii="Cambria" w:hAnsi="Cambria"/>
+          <w:b/>
+          <w:bCs/>
+        </w:rPr>
+      </w:pPr>
+      <w:r>
+        <w:rPr>
+          <w:rFonts w:ascii="Cambria" w:hAnsi="Cambria"/>
+          <w:b/>
+          <w:bCs/>
+        </w:rPr>
+        <w:t xml:space="preserve">Grouped bar chart for ranking and proportion visualisation </w:t>
+      </w:r>
+    </w:p>
+    <w:p>
+      <w:pPr>
+        <w:pStyle w:val="ListParagraph"/>
+        <w:numPr>
+          <w:ilvl w:val="1"/>
+          <w:numId w:val="6"/>
+        </w:numPr>
+        <w:rPr>
+          <w:rFonts w:ascii="Cambria" w:hAnsi="Cambria"/>
+          <w:b/>
+          <w:bCs/>
+        </w:rPr>
+      </w:pPr>
+    </w:p>
+    <w:p>
+      <w:pPr>
+        <w:rPr>
+          <w:rFonts w:ascii="Cambria" w:hAnsi="Cambria"/>
+        </w:rPr>
+      </w:pPr>
+    </w:p>
+    <w:p>
+      <w:pPr>
+        <w:rPr>
+          <w:rFonts w:ascii="Cambria" w:hAnsi="Cambria"/>
+          <w:b/>
+          <w:bCs/>
+        </w:rPr>
+      </w:pPr>
+      <w:r>
+        <w:rPr>
+          <w:rFonts w:ascii="Cambria" w:hAnsi="Cambria"/>
+          <w:b/>
+          <w:bCs/>
+        </w:rPr>
+        <w:t xml:space="preserve">Analysis to be conducted </w:t>
+      </w:r>
+    </w:p>
+    <w:p>
+      <w:pPr>
+        <w:pStyle w:val="ListParagraph"/>
+        <w:numPr>
+          <w:ilvl w:val="0"/>
+          <w:numId w:val="5"/>
+        </w:numPr>
+        <w:rPr>
+          <w:rFonts w:ascii="Cambria" w:hAnsi="Cambria"/>
+        </w:rPr>
+      </w:pPr>
+      <w:r>
+        <w:rPr>
+          <w:rFonts w:ascii="Cambria" w:hAnsi="Cambria"/>
+        </w:rPr>
+        <w:t>Those who said they know, do they really know?</w:t>
+      </w:r>
+    </w:p>
+    <w:p>
+      <w:pPr>
+        <w:pStyle w:val="ListParagraph"/>
+        <w:numPr>
+          <w:ilvl w:val="0"/>
+          <w:numId w:val="5"/>
+        </w:numPr>
+        <w:rPr>
+          <w:rFonts w:ascii="Cambria" w:hAnsi="Cambria"/>
+        </w:rPr>
+      </w:pPr>
+      <w:r>
+        <w:rPr>
+          <w:rFonts w:ascii="Cambria" w:hAnsi="Cambria"/>
+        </w:rPr>
+        <w:t xml:space="preserve">Those who don’t know, did they learn, pre versus post </w:t>
+      </w:r>
+    </w:p>
+    <w:p>
+      <w:pPr>
+        <w:rPr>
+          <w:rFonts w:ascii="Cambria" w:hAnsi="Cambria"/>
+        </w:rPr>
+      </w:pPr>
+    </w:p>
+    <w:p>
+      <w:pPr>
+        <w:rPr>
+          <w:rFonts w:ascii="Cambria" w:hAnsi="Cambria"/>
+        </w:rPr>
+      </w:pPr>
+    </w:p>
+    <w:p>
+      <w:pPr>
+        <w:rPr>
+          <w:rFonts w:ascii="Cambria" w:hAnsi="Cambria"/>
+        </w:rPr>
+      </w:pPr>
+      <w:r>
+        <w:rPr>
+          <w:rFonts w:ascii="Cambria" w:hAnsi="Cambria"/>
+        </w:rPr>
+        <w:t xml:space="preserve">CODING : </w:t>
+      </w:r>
+    </w:p>
+    <w:p>
+      <w:pPr>
+        <w:rPr>
+          <w:rFonts w:ascii="Cambria" w:hAnsi="Cambria"/>
+        </w:rPr>
+      </w:pPr>
+      <w:r>
+        <w:rPr>
+          <w:rFonts w:ascii="Cambria" w:hAnsi="Cambria"/>
+        </w:rPr>
+        <w:t xml:space="preserve">True: detected the treatment with </w:t>
+      </w:r>
+      <w:r>
+        <w:rPr>
+          <w:rFonts w:ascii="Cambria" w:hAnsi="Cambria"/>
+        </w:rPr>
+        <w:t xml:space="preserve">a </w:t>
+      </w:r>
+      <w:proofErr w:type="spellStart"/>
+      <w:r>
+        <w:rPr>
+          <w:rFonts w:ascii="Cambria" w:hAnsi="Cambria"/>
+        </w:rPr>
+        <w:t>favorable</w:t>
+      </w:r>
+      <w:proofErr w:type="spellEnd"/>
+      <w:r>
+        <w:rPr>
+          <w:rFonts w:ascii="Cambria" w:hAnsi="Cambria"/>
+        </w:rPr>
+        <w:t xml:space="preserve"> survival probability </w:t>
+      </w:r>
+    </w:p>
+    <w:p>
+      <w:pPr>
+        <w:rPr>
+          <w:rFonts w:ascii="Cambria" w:hAnsi="Cambria"/>
+        </w:rPr>
+      </w:pPr>
+      <w:r>
+        <w:rPr>
+          <w:rFonts w:ascii="Cambria" w:hAnsi="Cambria"/>
+        </w:rPr>
+        <w:t xml:space="preserve">False: </w:t>
+      </w:r>
+      <w:r>
+        <w:rPr>
+          <w:rFonts w:ascii="Cambria" w:hAnsi="Cambria"/>
+        </w:rPr>
+        <w:t>N</w:t>
+      </w:r>
+      <w:r>
+        <w:rPr>
+          <w:rFonts w:ascii="Cambria" w:hAnsi="Cambria"/>
+        </w:rPr>
+        <w:t xml:space="preserve">ot able to detect trend </w:t>
+      </w:r>
+    </w:p>
+    <w:p>
+      <w:pPr>
+        <w:pStyle w:val="ListParagraph"/>
+        <w:numPr>
+          <w:ilvl w:val="0"/>
+          <w:numId w:val="7"/>
+        </w:numPr>
+        <w:rPr>
+          <w:rFonts w:ascii="Cambria" w:hAnsi="Cambria"/>
+        </w:rPr>
+      </w:pPr>
+      <w:r>
+        <w:rPr>
+          <w:rFonts w:ascii="Cambria" w:hAnsi="Cambria"/>
+        </w:rPr>
+        <w:t xml:space="preserve">For </w:t>
+      </w:r>
+      <w:r>
+        <w:rPr>
+          <w:rFonts w:ascii="Cambria" w:hAnsi="Cambria"/>
+        </w:rPr>
+        <w:t xml:space="preserve">the </w:t>
+      </w:r>
+      <w:r>
+        <w:rPr>
+          <w:rFonts w:ascii="Cambria" w:hAnsi="Cambria"/>
+        </w:rPr>
+        <w:t xml:space="preserve">straight line at the end of </w:t>
+      </w:r>
+      <w:r>
+        <w:rPr>
+          <w:rFonts w:ascii="Cambria" w:hAnsi="Cambria"/>
+        </w:rPr>
+        <w:t xml:space="preserve">the </w:t>
+      </w:r>
+      <w:r>
+        <w:rPr>
+          <w:rFonts w:ascii="Cambria" w:hAnsi="Cambria"/>
+        </w:rPr>
+        <w:t xml:space="preserve">KM plot, </w:t>
+      </w:r>
+      <w:r>
+        <w:rPr>
+          <w:rFonts w:ascii="Cambria" w:hAnsi="Cambria"/>
+        </w:rPr>
+        <w:t>they</w:t>
+      </w:r>
+      <w:r>
+        <w:rPr>
+          <w:rFonts w:ascii="Cambria" w:hAnsi="Cambria"/>
+        </w:rPr>
+        <w:t xml:space="preserve"> interpreted </w:t>
+      </w:r>
+      <w:r>
+        <w:rPr>
+          <w:rFonts w:ascii="Cambria" w:hAnsi="Cambria"/>
+        </w:rPr>
+        <w:t xml:space="preserve">it </w:t>
+      </w:r>
+      <w:r>
+        <w:rPr>
+          <w:rFonts w:ascii="Cambria" w:hAnsi="Cambria"/>
+        </w:rPr>
+        <w:t xml:space="preserve">as constant probability instead of missing data. </w:t>
+      </w:r>
+    </w:p>
+    <w:p>
+      <w:pPr>
+        <w:pStyle w:val="ListParagraph"/>
+        <w:numPr>
+          <w:ilvl w:val="0"/>
+          <w:numId w:val="7"/>
+        </w:numPr>
+        <w:rPr>
+          <w:rFonts w:ascii="Cambria" w:hAnsi="Cambria"/>
+        </w:rPr>
+      </w:pPr>
+      <w:r>
+        <w:rPr>
+          <w:rFonts w:ascii="Cambria" w:hAnsi="Cambria"/>
+        </w:rPr>
+        <w:t xml:space="preserve">Mean residual life was explained as life expectancy , </w:t>
+      </w:r>
+    </w:p>
+    <w:p>
+      <w:pPr>
+        <w:pStyle w:val="ListParagraph"/>
+        <w:numPr>
+          <w:ilvl w:val="0"/>
+          <w:numId w:val="7"/>
+        </w:numPr>
+        <w:rPr>
+          <w:rFonts w:ascii="Cambria" w:hAnsi="Cambria"/>
+        </w:rPr>
+      </w:pPr>
+      <w:r>
+        <w:rPr>
+          <w:rFonts w:ascii="Cambria" w:hAnsi="Cambria"/>
+        </w:rPr>
+        <w:t>The trend is well explained but there is no conclusion on comparison .</w:t>
+      </w:r>
+    </w:p>
+    <w:p>
+      <w:pPr>
+        <w:pStyle w:val="ListParagraph"/>
+        <w:numPr>
+          <w:ilvl w:val="0"/>
+          <w:numId w:val="7"/>
+        </w:numPr>
+        <w:rPr>
+          <w:rFonts w:ascii="Cambria" w:hAnsi="Cambria"/>
+        </w:rPr>
+      </w:pPr>
+      <w:r>
+        <w:rPr>
+          <w:rFonts w:ascii="Cambria" w:hAnsi="Cambria"/>
+        </w:rPr>
+        <w:t xml:space="preserve">There are missing </w:t>
+      </w:r>
+      <w:proofErr w:type="spellStart"/>
+      <w:r>
+        <w:rPr>
+          <w:rFonts w:ascii="Cambria" w:hAnsi="Cambria"/>
+        </w:rPr>
+        <w:t>informations</w:t>
+      </w:r>
+      <w:proofErr w:type="spellEnd"/>
+      <w:r>
+        <w:rPr>
+          <w:rFonts w:ascii="Cambria" w:hAnsi="Cambria"/>
+        </w:rPr>
+        <w:t xml:space="preserve"> about what caused the changes in the trends . </w:t>
+      </w:r>
+    </w:p>
+    <w:p>
+      <w:pPr>
+        <w:pStyle w:val="ListParagraph"/>
+        <w:numPr>
+          <w:ilvl w:val="0"/>
+          <w:numId w:val="7"/>
+        </w:numPr>
+        <w:rPr>
+          <w:rFonts w:ascii="Cambria" w:hAnsi="Cambria"/>
+        </w:rPr>
+      </w:pPr>
+      <w:r>
+        <w:rPr>
+          <w:rFonts w:ascii="Cambria" w:hAnsi="Cambria"/>
+        </w:rPr>
+        <w:t xml:space="preserve">Survival probability often interpreted as survival rate or life expectancy </w:t>
+      </w:r>
     </w:p>
     <w:sectPr>
       <w:pgSz w:w="12240" w:h="15840"/>
@@ -912,6 +1562,119 @@
     </w:lvl>
   </w:abstractNum>
   <w:abstractNum w:abstractNumId="1" w15:restartNumberingAfterBreak="0">
+    <w:nsid w:val="1D102307"/>
+    <w:multiLevelType w:val="hybridMultilevel"/>
+    <w:tmpl w:val="193EA372"/>
+    <w:lvl w:ilvl="0" w:tplc="04090001">
+      <w:start w:val="1"/>
+      <w:numFmt w:val="bullet"/>
+      <w:lvlText w:val=""/>
+      <w:lvlJc w:val="left"/>
+      <w:pPr>
+        <w:ind w:left="720" w:hanging="360"/>
+      </w:pPr>
+      <w:rPr>
+        <w:rFonts w:ascii="Symbol" w:hAnsi="Symbol" w:hint="default"/>
+      </w:rPr>
+    </w:lvl>
+    <w:lvl w:ilvl="1" w:tplc="04090003">
+      <w:start w:val="1"/>
+      <w:numFmt w:val="bullet"/>
+      <w:lvlText w:val="o"/>
+      <w:lvlJc w:val="left"/>
+      <w:pPr>
+        <w:ind w:left="1440" w:hanging="360"/>
+      </w:pPr>
+      <w:rPr>
+        <w:rFonts w:ascii="Courier New" w:hAnsi="Courier New" w:cs="Courier New" w:hint="default"/>
+      </w:rPr>
+    </w:lvl>
+    <w:lvl w:ilvl="2" w:tplc="04090005" w:tentative="1">
+      <w:start w:val="1"/>
+      <w:numFmt w:val="bullet"/>
+      <w:lvlText w:val=""/>
+      <w:lvlJc w:val="left"/>
+      <w:pPr>
+        <w:ind w:left="2160" w:hanging="360"/>
+      </w:pPr>
+      <w:rPr>
+        <w:rFonts w:ascii="Wingdings" w:hAnsi="Wingdings" w:hint="default"/>
+      </w:rPr>
+    </w:lvl>
+    <w:lvl w:ilvl="3" w:tplc="04090001" w:tentative="1">
+      <w:start w:val="1"/>
+      <w:numFmt w:val="bullet"/>
+      <w:lvlText w:val=""/>
+      <w:lvlJc w:val="left"/>
+      <w:pPr>
+        <w:ind w:left="2880" w:hanging="360"/>
+      </w:pPr>
+      <w:rPr>
+        <w:rFonts w:ascii="Symbol" w:hAnsi="Symbol" w:hint="default"/>
+      </w:rPr>
+    </w:lvl>
+    <w:lvl w:ilvl="4" w:tplc="04090003" w:tentative="1">
+      <w:start w:val="1"/>
+      <w:numFmt w:val="bullet"/>
+      <w:lvlText w:val="o"/>
+      <w:lvlJc w:val="left"/>
+      <w:pPr>
+        <w:ind w:left="3600" w:hanging="360"/>
+      </w:pPr>
+      <w:rPr>
+        <w:rFonts w:ascii="Courier New" w:hAnsi="Courier New" w:cs="Courier New" w:hint="default"/>
+      </w:rPr>
+    </w:lvl>
+    <w:lvl w:ilvl="5" w:tplc="04090005" w:tentative="1">
+      <w:start w:val="1"/>
+      <w:numFmt w:val="bullet"/>
+      <w:lvlText w:val=""/>
+      <w:lvlJc w:val="left"/>
+      <w:pPr>
+        <w:ind w:left="4320" w:hanging="360"/>
+      </w:pPr>
+      <w:rPr>
+        <w:rFonts w:ascii="Wingdings" w:hAnsi="Wingdings" w:hint="default"/>
+      </w:rPr>
+    </w:lvl>
+    <w:lvl w:ilvl="6" w:tplc="04090001" w:tentative="1">
+      <w:start w:val="1"/>
+      <w:numFmt w:val="bullet"/>
+      <w:lvlText w:val=""/>
+      <w:lvlJc w:val="left"/>
+      <w:pPr>
+        <w:ind w:left="5040" w:hanging="360"/>
+      </w:pPr>
+      <w:rPr>
+        <w:rFonts w:ascii="Symbol" w:hAnsi="Symbol" w:hint="default"/>
+      </w:rPr>
+    </w:lvl>
+    <w:lvl w:ilvl="7" w:tplc="04090003" w:tentative="1">
+      <w:start w:val="1"/>
+      <w:numFmt w:val="bullet"/>
+      <w:lvlText w:val="o"/>
+      <w:lvlJc w:val="left"/>
+      <w:pPr>
+        <w:ind w:left="5760" w:hanging="360"/>
+      </w:pPr>
+      <w:rPr>
+        <w:rFonts w:ascii="Courier New" w:hAnsi="Courier New" w:cs="Courier New" w:hint="default"/>
+      </w:rPr>
+    </w:lvl>
+    <w:lvl w:ilvl="8" w:tplc="04090005" w:tentative="1">
+      <w:start w:val="1"/>
+      <w:numFmt w:val="bullet"/>
+      <w:lvlText w:val=""/>
+      <w:lvlJc w:val="left"/>
+      <w:pPr>
+        <w:ind w:left="6480" w:hanging="360"/>
+      </w:pPr>
+      <w:rPr>
+        <w:rFonts w:ascii="Wingdings" w:hAnsi="Wingdings" w:hint="default"/>
+      </w:rPr>
+    </w:lvl>
+  </w:abstractNum>
+  <w:abstractNum w:abstractNumId="2" w15:restartNumberingAfterBreak="0">
     <w:nsid w:val="40FD76CA"/>
     <w:multiLevelType w:val="multilevel"/>
     <w:tmpl w:val="D35ACC90"/>
@@ -1060,7 +1823,346 @@
       </w:rPr>
     </w:lvl>
   </w:abstractNum>
-  <w:abstractNum w:abstractNumId="2" w15:restartNumberingAfterBreak="0">
+  <w:abstractNum w:abstractNumId="3" w15:restartNumberingAfterBreak="0">
+    <w:nsid w:val="472772F7"/>
+    <w:multiLevelType w:val="hybridMultilevel"/>
+    <w:tmpl w:val="6BC4DB66"/>
+    <w:lvl w:ilvl="0" w:tplc="04090001">
+      <w:start w:val="1"/>
+      <w:numFmt w:val="bullet"/>
+      <w:lvlText w:val=""/>
+      <w:lvlJc w:val="left"/>
+      <w:pPr>
+        <w:ind w:left="720" w:hanging="360"/>
+      </w:pPr>
+      <w:rPr>
+        <w:rFonts w:ascii="Symbol" w:hAnsi="Symbol" w:hint="default"/>
+      </w:rPr>
+    </w:lvl>
+    <w:lvl w:ilvl="1" w:tplc="04090003" w:tentative="1">
+      <w:start w:val="1"/>
+      <w:numFmt w:val="bullet"/>
+      <w:lvlText w:val="o"/>
+      <w:lvlJc w:val="left"/>
+      <w:pPr>
+        <w:ind w:left="1440" w:hanging="360"/>
+      </w:pPr>
+      <w:rPr>
+        <w:rFonts w:ascii="Courier New" w:hAnsi="Courier New" w:cs="Courier New" w:hint="default"/>
+      </w:rPr>
+    </w:lvl>
+    <w:lvl w:ilvl="2" w:tplc="04090005" w:tentative="1">
+      <w:start w:val="1"/>
+      <w:numFmt w:val="bullet"/>
+      <w:lvlText w:val=""/>
+      <w:lvlJc w:val="left"/>
+      <w:pPr>
+        <w:ind w:left="2160" w:hanging="360"/>
+      </w:pPr>
+      <w:rPr>
+        <w:rFonts w:ascii="Wingdings" w:hAnsi="Wingdings" w:hint="default"/>
+      </w:rPr>
+    </w:lvl>
+    <w:lvl w:ilvl="3" w:tplc="04090001" w:tentative="1">
+      <w:start w:val="1"/>
+      <w:numFmt w:val="bullet"/>
+      <w:lvlText w:val=""/>
+      <w:lvlJc w:val="left"/>
+      <w:pPr>
+        <w:ind w:left="2880" w:hanging="360"/>
+      </w:pPr>
+      <w:rPr>
+        <w:rFonts w:ascii="Symbol" w:hAnsi="Symbol" w:hint="default"/>
+      </w:rPr>
+    </w:lvl>
+    <w:lvl w:ilvl="4" w:tplc="04090003" w:tentative="1">
+      <w:start w:val="1"/>
+      <w:numFmt w:val="bullet"/>
+      <w:lvlText w:val="o"/>
+      <w:lvlJc w:val="left"/>
+      <w:pPr>
+        <w:ind w:left="3600" w:hanging="360"/>
+      </w:pPr>
+      <w:rPr>
+        <w:rFonts w:ascii="Courier New" w:hAnsi="Courier New" w:cs="Courier New" w:hint="default"/>
+      </w:rPr>
+    </w:lvl>
+    <w:lvl w:ilvl="5" w:tplc="04090005" w:tentative="1">
+      <w:start w:val="1"/>
+      <w:numFmt w:val="bullet"/>
+      <w:lvlText w:val=""/>
+      <w:lvlJc w:val="left"/>
+      <w:pPr>
+        <w:ind w:left="4320" w:hanging="360"/>
+      </w:pPr>
+      <w:rPr>
+        <w:rFonts w:ascii="Wingdings" w:hAnsi="Wingdings" w:hint="default"/>
+      </w:rPr>
+    </w:lvl>
+    <w:lvl w:ilvl="6" w:tplc="04090001" w:tentative="1">
+      <w:start w:val="1"/>
+      <w:numFmt w:val="bullet"/>
+      <w:lvlText w:val=""/>
+      <w:lvlJc w:val="left"/>
+      <w:pPr>
+        <w:ind w:left="5040" w:hanging="360"/>
+      </w:pPr>
+      <w:rPr>
+        <w:rFonts w:ascii="Symbol" w:hAnsi="Symbol" w:hint="default"/>
+      </w:rPr>
+    </w:lvl>
+    <w:lvl w:ilvl="7" w:tplc="04090003" w:tentative="1">
+      <w:start w:val="1"/>
+      <w:numFmt w:val="bullet"/>
+      <w:lvlText w:val="o"/>
+      <w:lvlJc w:val="left"/>
+      <w:pPr>
+        <w:ind w:left="5760" w:hanging="360"/>
+      </w:pPr>
+      <w:rPr>
+        <w:rFonts w:ascii="Courier New" w:hAnsi="Courier New" w:cs="Courier New" w:hint="default"/>
+      </w:rPr>
+    </w:lvl>
+    <w:lvl w:ilvl="8" w:tplc="04090005" w:tentative="1">
+      <w:start w:val="1"/>
+      <w:numFmt w:val="bullet"/>
+      <w:lvlText w:val=""/>
+      <w:lvlJc w:val="left"/>
+      <w:pPr>
+        <w:ind w:left="6480" w:hanging="360"/>
+      </w:pPr>
+      <w:rPr>
+        <w:rFonts w:ascii="Wingdings" w:hAnsi="Wingdings" w:hint="default"/>
+      </w:rPr>
+    </w:lvl>
+  </w:abstractNum>
+  <w:abstractNum w:abstractNumId="4" w15:restartNumberingAfterBreak="0">
+    <w:nsid w:val="59CD615D"/>
+    <w:multiLevelType w:val="hybridMultilevel"/>
+    <w:tmpl w:val="0C208292"/>
+    <w:lvl w:ilvl="0" w:tplc="04090001">
+      <w:start w:val="1"/>
+      <w:numFmt w:val="bullet"/>
+      <w:lvlText w:val=""/>
+      <w:lvlJc w:val="left"/>
+      <w:pPr>
+        <w:ind w:left="720" w:hanging="360"/>
+      </w:pPr>
+      <w:rPr>
+        <w:rFonts w:ascii="Symbol" w:hAnsi="Symbol" w:hint="default"/>
+      </w:rPr>
+    </w:lvl>
+    <w:lvl w:ilvl="1" w:tplc="04090003" w:tentative="1">
+      <w:start w:val="1"/>
+      <w:numFmt w:val="bullet"/>
+      <w:lvlText w:val="o"/>
+      <w:lvlJc w:val="left"/>
+      <w:pPr>
+        <w:ind w:left="1440" w:hanging="360"/>
+      </w:pPr>
+      <w:rPr>
+        <w:rFonts w:ascii="Courier New" w:hAnsi="Courier New" w:cs="Courier New" w:hint="default"/>
+      </w:rPr>
+    </w:lvl>
+    <w:lvl w:ilvl="2" w:tplc="04090005" w:tentative="1">
+      <w:start w:val="1"/>
+      <w:numFmt w:val="bullet"/>
+      <w:lvlText w:val=""/>
+      <w:lvlJc w:val="left"/>
+      <w:pPr>
+        <w:ind w:left="2160" w:hanging="360"/>
+      </w:pPr>
+      <w:rPr>
+        <w:rFonts w:ascii="Wingdings" w:hAnsi="Wingdings" w:hint="default"/>
+      </w:rPr>
+    </w:lvl>
+    <w:lvl w:ilvl="3" w:tplc="04090001" w:tentative="1">
+      <w:start w:val="1"/>
+      <w:numFmt w:val="bullet"/>
+      <w:lvlText w:val=""/>
+      <w:lvlJc w:val="left"/>
+      <w:pPr>
+        <w:ind w:left="2880" w:hanging="360"/>
+      </w:pPr>
+      <w:rPr>
+        <w:rFonts w:ascii="Symbol" w:hAnsi="Symbol" w:hint="default"/>
+      </w:rPr>
+    </w:lvl>
+    <w:lvl w:ilvl="4" w:tplc="04090003" w:tentative="1">
+      <w:start w:val="1"/>
+      <w:numFmt w:val="bullet"/>
+      <w:lvlText w:val="o"/>
+      <w:lvlJc w:val="left"/>
+      <w:pPr>
+        <w:ind w:left="3600" w:hanging="360"/>
+      </w:pPr>
+      <w:rPr>
+        <w:rFonts w:ascii="Courier New" w:hAnsi="Courier New" w:cs="Courier New" w:hint="default"/>
+      </w:rPr>
+    </w:lvl>
+    <w:lvl w:ilvl="5" w:tplc="04090005" w:tentative="1">
+      <w:start w:val="1"/>
+      <w:numFmt w:val="bullet"/>
+      <w:lvlText w:val=""/>
+      <w:lvlJc w:val="left"/>
+      <w:pPr>
+        <w:ind w:left="4320" w:hanging="360"/>
+      </w:pPr>
+      <w:rPr>
+        <w:rFonts w:ascii="Wingdings" w:hAnsi="Wingdings" w:hint="default"/>
+      </w:rPr>
+    </w:lvl>
+    <w:lvl w:ilvl="6" w:tplc="04090001" w:tentative="1">
+      <w:start w:val="1"/>
+      <w:numFmt w:val="bullet"/>
+      <w:lvlText w:val=""/>
+      <w:lvlJc w:val="left"/>
+      <w:pPr>
+        <w:ind w:left="5040" w:hanging="360"/>
+      </w:pPr>
+      <w:rPr>
+        <w:rFonts w:ascii="Symbol" w:hAnsi="Symbol" w:hint="default"/>
+      </w:rPr>
+    </w:lvl>
+    <w:lvl w:ilvl="7" w:tplc="04090003" w:tentative="1">
+      <w:start w:val="1"/>
+      <w:numFmt w:val="bullet"/>
+      <w:lvlText w:val="o"/>
+      <w:lvlJc w:val="left"/>
+      <w:pPr>
+        <w:ind w:left="5760" w:hanging="360"/>
+      </w:pPr>
+      <w:rPr>
+        <w:rFonts w:ascii="Courier New" w:hAnsi="Courier New" w:cs="Courier New" w:hint="default"/>
+      </w:rPr>
+    </w:lvl>
+    <w:lvl w:ilvl="8" w:tplc="04090005" w:tentative="1">
+      <w:start w:val="1"/>
+      <w:numFmt w:val="bullet"/>
+      <w:lvlText w:val=""/>
+      <w:lvlJc w:val="left"/>
+      <w:pPr>
+        <w:ind w:left="6480" w:hanging="360"/>
+      </w:pPr>
+      <w:rPr>
+        <w:rFonts w:ascii="Wingdings" w:hAnsi="Wingdings" w:hint="default"/>
+      </w:rPr>
+    </w:lvl>
+  </w:abstractNum>
+  <w:abstractNum w:abstractNumId="5" w15:restartNumberingAfterBreak="0">
+    <w:nsid w:val="6CAB1C96"/>
+    <w:multiLevelType w:val="hybridMultilevel"/>
+    <w:tmpl w:val="BBC02E68"/>
+    <w:lvl w:ilvl="0" w:tplc="04090001">
+      <w:start w:val="1"/>
+      <w:numFmt w:val="bullet"/>
+      <w:lvlText w:val=""/>
+      <w:lvlJc w:val="left"/>
+      <w:pPr>
+        <w:ind w:left="1440" w:hanging="360"/>
+      </w:pPr>
+      <w:rPr>
+        <w:rFonts w:ascii="Symbol" w:hAnsi="Symbol" w:hint="default"/>
+      </w:rPr>
+    </w:lvl>
+    <w:lvl w:ilvl="1" w:tplc="04090003" w:tentative="1">
+      <w:start w:val="1"/>
+      <w:numFmt w:val="bullet"/>
+      <w:lvlText w:val="o"/>
+      <w:lvlJc w:val="left"/>
+      <w:pPr>
+        <w:ind w:left="2160" w:hanging="360"/>
+      </w:pPr>
+      <w:rPr>
+        <w:rFonts w:ascii="Courier New" w:hAnsi="Courier New" w:cs="Courier New" w:hint="default"/>
+      </w:rPr>
+    </w:lvl>
+    <w:lvl w:ilvl="2" w:tplc="04090005" w:tentative="1">
+      <w:start w:val="1"/>
+      <w:numFmt w:val="bullet"/>
+      <w:lvlText w:val=""/>
+      <w:lvlJc w:val="left"/>
+      <w:pPr>
+        <w:ind w:left="2880" w:hanging="360"/>
+      </w:pPr>
+      <w:rPr>
+        <w:rFonts w:ascii="Wingdings" w:hAnsi="Wingdings" w:hint="default"/>
+      </w:rPr>
+    </w:lvl>
+    <w:lvl w:ilvl="3" w:tplc="04090001" w:tentative="1">
+      <w:start w:val="1"/>
+      <w:numFmt w:val="bullet"/>
+      <w:lvlText w:val=""/>
+      <w:lvlJc w:val="left"/>
+      <w:pPr>
+        <w:ind w:left="3600" w:hanging="360"/>
+      </w:pPr>
+      <w:rPr>
+        <w:rFonts w:ascii="Symbol" w:hAnsi="Symbol" w:hint="default"/>
+      </w:rPr>
+    </w:lvl>
+    <w:lvl w:ilvl="4" w:tplc="04090003" w:tentative="1">
+      <w:start w:val="1"/>
+      <w:numFmt w:val="bullet"/>
+      <w:lvlText w:val="o"/>
+      <w:lvlJc w:val="left"/>
+      <w:pPr>
+        <w:ind w:left="4320" w:hanging="360"/>
+      </w:pPr>
+      <w:rPr>
+        <w:rFonts w:ascii="Courier New" w:hAnsi="Courier New" w:cs="Courier New" w:hint="default"/>
+      </w:rPr>
+    </w:lvl>
+    <w:lvl w:ilvl="5" w:tplc="04090005" w:tentative="1">
+      <w:start w:val="1"/>
+      <w:numFmt w:val="bullet"/>
+      <w:lvlText w:val=""/>
+      <w:lvlJc w:val="left"/>
+      <w:pPr>
+        <w:ind w:left="5040" w:hanging="360"/>
+      </w:pPr>
+      <w:rPr>
+        <w:rFonts w:ascii="Wingdings" w:hAnsi="Wingdings" w:hint="default"/>
+      </w:rPr>
+    </w:lvl>
+    <w:lvl w:ilvl="6" w:tplc="04090001" w:tentative="1">
+      <w:start w:val="1"/>
+      <w:numFmt w:val="bullet"/>
+      <w:lvlText w:val=""/>
+      <w:lvlJc w:val="left"/>
+      <w:pPr>
+        <w:ind w:left="5760" w:hanging="360"/>
+      </w:pPr>
+      <w:rPr>
+        <w:rFonts w:ascii="Symbol" w:hAnsi="Symbol" w:hint="default"/>
+      </w:rPr>
+    </w:lvl>
+    <w:lvl w:ilvl="7" w:tplc="04090003" w:tentative="1">
+      <w:start w:val="1"/>
+      <w:numFmt w:val="bullet"/>
+      <w:lvlText w:val="o"/>
+      <w:lvlJc w:val="left"/>
+      <w:pPr>
+        <w:ind w:left="6480" w:hanging="360"/>
+      </w:pPr>
+      <w:rPr>
+        <w:rFonts w:ascii="Courier New" w:hAnsi="Courier New" w:cs="Courier New" w:hint="default"/>
+      </w:rPr>
+    </w:lvl>
+    <w:lvl w:ilvl="8" w:tplc="04090005" w:tentative="1">
+      <w:start w:val="1"/>
+      <w:numFmt w:val="bullet"/>
+      <w:lvlText w:val=""/>
+      <w:lvlJc w:val="left"/>
+      <w:pPr>
+        <w:ind w:left="7200" w:hanging="360"/>
+      </w:pPr>
+      <w:rPr>
+        <w:rFonts w:ascii="Wingdings" w:hAnsi="Wingdings" w:hint="default"/>
+      </w:rPr>
+    </w:lvl>
+  </w:abstractNum>
+  <w:abstractNum w:abstractNumId="6" w15:restartNumberingAfterBreak="0">
     <w:nsid w:val="6EA507E8"/>
     <w:multiLevelType w:val="multilevel"/>
     <w:tmpl w:val="DCEA9D1C"/>
@@ -1210,13 +2312,25 @@
     </w:lvl>
   </w:abstractNum>
   <w:num w:numId="1" w16cid:durableId="1965187813">
-    <w:abstractNumId w:val="2"/>
+    <w:abstractNumId w:val="6"/>
   </w:num>
   <w:num w:numId="2" w16cid:durableId="437481285">
-    <w:abstractNumId w:val="1"/>
+    <w:abstractNumId w:val="2"/>
   </w:num>
   <w:num w:numId="3" w16cid:durableId="1620801263">
     <w:abstractNumId w:val="0"/>
+  </w:num>
+  <w:num w:numId="4" w16cid:durableId="1956907431">
+    <w:abstractNumId w:val="5"/>
+  </w:num>
+  <w:num w:numId="5" w16cid:durableId="1517962716">
+    <w:abstractNumId w:val="3"/>
+  </w:num>
+  <w:num w:numId="6" w16cid:durableId="1179156385">
+    <w:abstractNumId w:val="1"/>
+  </w:num>
+  <w:num w:numId="7" w16cid:durableId="1839734554">
+    <w:abstractNumId w:val="4"/>
   </w:num>
 </w:numbering>
 </file>
@@ -1827,6 +2941,7 @@
   <w:style w:type="character" w:default="1" w:styleId="DefaultParagraphFont">
     <w:name w:val="Default Paragraph Font"/>
     <w:uiPriority w:val="1"/>
+    <w:semiHidden/>
     <w:unhideWhenUsed/>
   </w:style>
   <w:style w:type="table" w:default="1" w:styleId="TableNormal">
